--- a/Documentation/trazabilidad/Informe_Trazabilidad_SRS_SAD_Implementacion.docx
+++ b/Documentation/trazabilidad/Informe_Trazabilidad_SRS_SAD_Implementacion.docx
@@ -408,6 +408,38 @@
     </w:p>
     <w:p>
       <w:pPr>
+        <w:spacing w:after="80" w:before="0"/>
+        <w:ind w:left="480"/>
+      </w:pPr>
+      <w:hyperlink w:anchor="rf_013" w:history="1">
+        <w:r>
+          <w:rPr>
+            <w:rStyle w:val="Hyperlink"/>
+            <w:sz w:val="20"/>
+            <w:szCs w:val="20"/>
+          </w:rPr>
+          <w:t xml:space="preserve">RF-013 — Interoperabilidad institucional (MINSA/DIRESA/SINADEF)</w:t>
+        </w:r>
+      </w:hyperlink>
+    </w:p>
+    <w:p>
+      <w:pPr>
+        <w:spacing w:after="80" w:before="0"/>
+        <w:ind w:left="480"/>
+      </w:pPr>
+      <w:hyperlink w:anchor="rf_014" w:history="1">
+        <w:r>
+          <w:rPr>
+            <w:rStyle w:val="Hyperlink"/>
+            <w:sz w:val="20"/>
+            <w:szCs w:val="20"/>
+          </w:rPr>
+          <w:t xml:space="preserve">RF-014 — Wearables como capa de validación clínica</w:t>
+        </w:r>
+      </w:hyperlink>
+    </w:p>
+    <w:p>
+      <w:pPr>
         <w:spacing w:after="120" w:before="200"/>
         <w:ind w:left="0"/>
       </w:pPr>
@@ -510,7 +542,7 @@
         <w:spacing w:after="80"/>
       </w:pPr>
       <w:r>
-        <w:t xml:space="preserve">FD03-EPIS-Informe SRS de Proyecto.docx — 12 requerimientos funcionales (RF-001 a RF-012), reglas de negocio (RN-001 a RN-010) y casos de uso (CU-001 a CU-008).</w:t>
+        <w:t>FD03-EPIS-Informe SRS de Proyecto.docx — 14 requerimientos funcionales (RF-001 a RF-014), reglas de negocio (RN-001 a RN-010) y casos de uso (CU-001 a CU-016).</w:t>
       </w:r>
     </w:p>
     <w:p>
@@ -553,7 +585,7 @@
         <w:spacing w:after="160"/>
       </w:pPr>
       <w:r>
-        <w:t>Este informe cubre la totalidad de los 12 RF del SRS. A la fecha de este informe, los doce requerimientos muestran implementación completa y trazable de extremo a extremo — RF-001 (Gestión de usuarios), RF-002 (Diagnóstico inteligente de síntomas), RF-003 (Análisis de tos por audio), RF-004 (Reglas clínicas de emergencia), RF-005 (Validación de coherencia médica), RF-006 (Explicabilidad SHAP), RF-007 (Panel del doctor), RF-008 (Historial clínico electrónico), RF-009 (Sistema de alertas y notificaciones), RF-010 (Reportes y estadísticas), RF-011 (Módulo educativo) y RF-012 (Geolocalización de centros de salud). Cada subsección de la sección 3 aplica el mismo criterio de evidencia: solo se afirma lo que puede verificarse leyendo el código fuente citado.</w:t>
+        <w:t>Este informe cubre la totalidad de los 14 RF del SRS. A la fecha de este informe, doce requerimientos (RF-001 a RF-012) muestran implementación completa y trazable de extremo a extremo con evidencia de código en seis capas — RF-001 (Gestión de usuarios), RF-002 (Diagnóstico inteligente de síntomas), RF-003 (Análisis de tos por audio), RF-004 (Reglas clínicas de emergencia), RF-005 (Validación de coherencia médica), RF-006 (Explicabilidad SHAP), RF-007 (Panel del doctor), RF-008 (Historial clínico electrónico), RF-009 (Sistema de alertas y notificaciones), RF-010 (Reportes y estadísticas), RF-011 (Módulo educativo) y RF-012 (Geolocalización de centros de salud) — y dos requerimientos agregados en Sprint 13, RF-013 (Interoperabilidad institucional MINSA/DIRESA/SINADEF) y RF-014 (Wearables como capa de validación clínica), también implementados y verificados, aunque sin diagrama UML dedicado en el SRS/SAD (ver subsecciones correspondientes). Cada subsección de la sección 3 aplica el mismo criterio de evidencia: solo se afirma lo que puede verificarse leyendo el código fuente citado.</w:t>
       </w:r>
     </w:p>
     <w:p>
@@ -10861,6 +10893,190 @@
     </w:p>
     <w:p>
       <w:pPr>
+        <w:pStyle w:val="Heading2"/>
+        <w:spacing w:after="100" w:before="340"/>
+      </w:pPr>
+      <w:bookmarkStart w:id="9501" w:name="rf_013"/>
+      <w:r>
+        <w:rPr/>
+        <w:t>RF-013 — Interoperabilidad institucional (MINSA/DIRESA/SINADEF)</w:t>
+      </w:r>
+      <w:bookmarkEnd w:id="9501"/>
+    </w:p>
+    <w:p>
+      <w:pPr>
+        <w:spacing w:after="100"/>
+      </w:pPr>
+      <w:r>
+        <w:rPr>
+          <w:b/>
+        </w:rPr>
+        <w:t xml:space="preserve">FD03 (SRS): </w:t>
+      </w:r>
+      <w:r>
+        <w:rPr/>
+        <w:t>"El sistema debe exponer una API institucional con autenticación por API Key y control de acceso por scopes, para que MINSA/DIRESA/SINADEF puedan consultar datos epidemiológicos agregados, sincronizar el catálogo de centros de salud y enviar alertas sanitarias regionales" (§Tabla de Requerimientos Funcionales). Caso de uso relacionado: CU-015 "Consultar datos epidemiológicos institucionales" — Actor: Sistema institucional externo (MINSA/DIRESA/SINADEF).</w:t>
+      </w:r>
+    </w:p>
+    <w:p>
+      <w:pPr>
+        <w:spacing w:after="140"/>
+      </w:pPr>
+      <w:r>
+        <w:rPr>
+          <w:b/>
+        </w:rPr>
+        <w:t xml:space="preserve">FD04 (SAD): </w:t>
+      </w:r>
+      <w:r>
+        <w:rPr/>
+        <w:t>CU-006 "Consulta institucional de datos epidemiológicos (MINSA/DIRESA/SINADEF)" documenta el flujo como narrativa de caso de uso, insertada antes de §6 Vista Lógica y sin diagrama UML de Paquetes/Clases/Secuencia/Actividades dedicado: la institución envía su API Key, el sistema valida la clave y el scope autorizado, aplica rate limiting, registra la solicitud en la bitácora de auditoría y devuelve los datos solicitados.</w:t>
+      </w:r>
+    </w:p>
+    <w:p>
+      <w:pPr>
+        <w:pStyle w:val="Heading3"/>
+        <w:spacing w:after="100" w:before="220"/>
+      </w:pPr>
+      <w:r>
+        <w:t>Cadena de trazabilidad</w:t>
+      </w:r>
+    </w:p>
+    <w:p>
+      <w:pPr>
+        <w:spacing w:after="100"/>
+      </w:pPr>
+      <w:r>
+        <w:rPr/>
+        <w:t>A diferencia de los RF-001 a RF-012, este requerimiento no cuenta con Diagrama de Paquetes, Clases, Secuencia ni Actividades dedicado en el SRS/SAD — su análisis y diseño se documentan únicamente como narrativa de caso de uso (CU-015 en FD03, CU-006 en FD04); esta ausencia queda registrada explícitamente en Matriz_Trazabilidad_RespiCare.xlsx (bloque RF-013). La cadena de código real es: routes/institutionalRoutes.ts (líneas 19-33) monta GET /epidemiological-export, POST /health-centers/sync y POST /alerts en /api/v1/institutional (backend/src/index.ts:297), protegidas por middleware/institutionalAuth.ts — institutionalRateLimiter (líneas 30-37) limita por API Key y authenticateInstitutional (líneas 68-118) valida el header x-api-key contra InstitutionalApiClient.verifyKey() y adjunta req.institutionalClient; requireInstitutionalScope(scope) (líneas 123-133) rechaza con 403 si el cliente no tiene el scope requerido.</w:t>
+      </w:r>
+    </w:p>
+    <w:p>
+      <w:pPr>
+        <w:spacing w:after="160"/>
+      </w:pPr>
+      <w:r>
+        <w:rPr/>
+        <w:t>controllers/institutionalController.ts orquesta cada ruta (getEpidemiologicalExport líneas 39-49, syncHealthCenters líneas 63-72, ingestAlert líneas 86-93) y delega en services/institutionalIntegrationService.ts: getEpidemiologicalExport() (líneas 67-82) agrega districtTrends y outbreakAlerts ya calculados por epidemiologicalService (sin colección propia); syncHealthCenters() (líneas 90-130) hace upsert por nombre+distrito sobre HealthCenter; ingestExternalAlert() (líneas 157-211) crea un Alert (categoría health_authority) por cada médico/admin activo. Cada solicitud, exitosa o no, se registra en models/InstitutionalAuditLog.ts (colección institutionalauditlogs), independiente de los logs de la aplicación. No existe un frontend propio: es una API B2B consumida por sistemas externos (MINSA/DIRESA/SINADEF), documentada en backend/openapi/institutional-api.yaml.</w:t>
+      </w:r>
+    </w:p>
+    <w:p>
+      <w:r>
+        <w:br w:type="page"/>
+      </w:r>
+    </w:p>
+    <w:p>
+      <w:pPr>
+        <w:pStyle w:val="Heading3"/>
+        <w:spacing w:after="100" w:before="220"/>
+      </w:pPr>
+      <w:r>
+        <w:t>Prueba independiente</w:t>
+      </w:r>
+    </w:p>
+    <w:p>
+      <w:pPr>
+        <w:spacing w:after="100" w:before="60"/>
+      </w:pPr>
+      <w:r>
+        <w:rPr/>
+        <w:t>curl -H "x-api-key: &lt;api_key&gt;" "http://localhost:5000/api/v1/institutional/epidemiological-export?days=30" devuelve las tendencias por distrito y las alertas de brote activas; requiere solo backend + MongoDB (con datos previamente registrados por RF-002/RF-009/RF-010) y una InstitutionalApiClient válida y activa, aprovisionada con scripts/generateInstitutionalApiKey.ts.</w:t>
+      </w:r>
+    </w:p>
+    <w:p>
+      <w:pPr>
+        <w:pStyle w:val="Heading2"/>
+        <w:spacing w:after="100" w:before="340"/>
+      </w:pPr>
+      <w:bookmarkStart w:id="9502" w:name="rf_014"/>
+      <w:r>
+        <w:rPr/>
+        <w:t>RF-014 — Wearables como capa de validación clínica</w:t>
+      </w:r>
+      <w:bookmarkEnd w:id="9502"/>
+    </w:p>
+    <w:p>
+      <w:pPr>
+        <w:spacing w:after="100"/>
+      </w:pPr>
+      <w:r>
+        <w:rPr>
+          <w:b/>
+        </w:rPr>
+        <w:t xml:space="preserve">FD03 (SRS): </w:t>
+      </w:r>
+      <w:r>
+        <w:rPr/>
+        <w:t>"El sistema debe permitir el ingreso de signos vitales desde wearables (frecuencia cardíaca, SpO2, frecuencia respiratoria) y usarlos como una capa adicional de validación clínica sobre la predicción de síntomas, sin reemplazar al modelo de ML" (§Tabla de Requerimientos Funcionales). Caso de uso relacionado: CU-016 "Validar predicción de IA con signos vitales del wearable" — Actor: Paciente / Sistema de IA.</w:t>
+      </w:r>
+    </w:p>
+    <w:p>
+      <w:pPr>
+        <w:spacing w:after="140"/>
+      </w:pPr>
+      <w:r>
+        <w:rPr>
+          <w:b/>
+        </w:rPr>
+        <w:t xml:space="preserve">FD04 (SAD): </w:t>
+      </w:r>
+      <w:r>
+        <w:rPr/>
+        <w:t>CU-007 "Validación de predicción con datos de wearables" documenta el flujo como narrativa de caso de uso, insertada antes de §6 Vista Lógica y sin diagrama UML de Paquetes/Clases/Secuencia/Actividades dedicado: el sistema obtiene los signos vitales recientes del wearable del paciente y la capa de validación clínica aplica reglas sobre la predicción generada por la IA, extendiendo el patrón de coherencia médica de RF-005.</w:t>
+      </w:r>
+    </w:p>
+    <w:p>
+      <w:pPr>
+        <w:pStyle w:val="Heading3"/>
+        <w:spacing w:after="100" w:before="220"/>
+      </w:pPr>
+      <w:r>
+        <w:t>Cadena de trazabilidad</w:t>
+      </w:r>
+    </w:p>
+    <w:p>
+      <w:pPr>
+        <w:spacing w:after="100"/>
+      </w:pPr>
+      <w:r>
+        <w:rPr/>
+        <w:t>Al igual que RF-013, este requerimiento no cuenta con Diagrama de Paquetes, Clases, Secuencia ni Actividades dedicado en el SRS/SAD — su análisis y diseño se documentan únicamente como narrativa de caso de uso (CU-016 en FD03, CU-007 en FD04); esta ausencia queda registrada en Matriz_Trazabilidad_RespiCare.xlsx (bloque RF-014). La cadena de código real es: backend/src/controllers/wearableController.ts (syncWearableData, líneas 16-60) persiste cada lectura en models/WearableData.ts (colección wearabledata: heartRate, oxygenSaturation, respiratoryRate, steps, distance, sleepHours) y emite vitalsEmitter.emit('vitals', ...) (línea 60) para el panel del médico en tiempo real (RF-007); routes/wearableRoutes.ts expone POST /sync, GET /data/:patientId? y GET /metrics/:patientId?.</w:t>
+      </w:r>
+    </w:p>
+    <w:p>
+      <w:pPr>
+        <w:spacing w:after="160"/>
+      </w:pPr>
+      <w:r>
+        <w:rPr/>
+        <w:t>En el servicio de IA (ai-services, Python), services/medical_validation_rules.py — MedicalValidationRules.validate_vitals(vitals) (líneas 56-112) — evalúa SpO2, frecuencia respiratoria y frecuencia cardíaca contra umbrales clínicos y devuelve confidence_adjustment y urgency_escalation; api/routes/symptom_ml_analyzer.py — _apply_medical_validation(response, symptoms_str, patient_age, vitals=vitals_dict) (líneas 30-44, invocada en líneas 188, 245 y 314) — llama a validate_vitals() en las tres rutas de predicción de /v1/ml-analyze (ensemble, fallback SHAP, fallback por patrones), con degradación automática al comportamiento actual si vitals es None. En el frontend, web/src/pages/PatientMonitoringPage.js clasifica las lecturas por umbral clínico (líneas 44-46) y construye la tendencia de SpO2 de 7 días del panel del médico (línea 223, spo2Trend) a partir de los mismos datos de WearableData.</w:t>
+      </w:r>
+    </w:p>
+    <w:p>
+      <w:r>
+        <w:br w:type="page"/>
+      </w:r>
+    </w:p>
+    <w:p>
+      <w:pPr>
+        <w:pStyle w:val="Heading3"/>
+        <w:spacing w:after="100" w:before="220"/>
+      </w:pPr>
+      <w:r>
+        <w:t>Prueba independiente</w:t>
+      </w:r>
+    </w:p>
+    <w:p>
+      <w:pPr>
+        <w:spacing w:after="100" w:before="60"/>
+      </w:pPr>
+      <w:r>
+        <w:rPr/>
+        <w:t>curl -X POST "http://localhost:8000/v1/ml-analyze?use_ensemble=false" -H "Content-Type: application/json" -d '{"symptoms": ["tos", "dificultad para respirar"], "patient_age": 45, "vitals": {"oxygen_saturation": 89, "respiratory_rate": 26}}' devuelve una predicción con confidence_adjustment &gt; 0 y urgency_escalation=true por la saturación crítica reportada; requiere solo el microservicio de IA (no depende del backend Node.js ni de MongoDB para esta validación puntual, aunque en producción los vitales llegan vía RF-002/symptomAnalyzerController desde WearableData).</w:t>
+      </w:r>
+    </w:p>
+    <w:p>
+      <w:pPr>
         <w:pStyle w:val="Heading1"/>
       </w:pPr>
       <w:bookmarkStart w:id="902" w:name="sec_independencia"/>
@@ -12319,6 +12535,218 @@
           </w:p>
         </w:tc>
       </w:tr>
+      <w:tr>
+        <w:trPr>
+          <w:tblHeader w:val="false"/>
+        </w:trPr>
+        <w:tc>
+          <w:tcPr>
+            <w:tcW w:type="dxa" w:w="1500"/>
+            <w:shd w:fill="FFFFFF" w:val="clear"/>
+            <w:tcMar>
+              <w:top w:type="dxa" w:w="70"/>
+              <w:left w:type="dxa" w:w="100"/>
+              <w:bottom w:type="dxa" w:w="70"/>
+              <w:right w:type="dxa" w:w="100"/>
+            </w:tcMar>
+            <w:vAlign w:val="center"/>
+          </w:tcPr>
+          <w:p>
+            <w:r>
+              <w:rPr>
+                <w:rFonts w:ascii="Arial" w:hAnsi="Arial"/>
+                <w:b w:val="0"/>
+                <w:sz w:val="18"/>
+              </w:rPr>
+              <w:t>RF-013</w:t>
+            </w:r>
+          </w:p>
+        </w:tc>
+        <w:tc>
+          <w:tcPr>
+            <w:tcW w:type="dxa" w:w="3300"/>
+            <w:shd w:fill="FFFFFF" w:val="clear"/>
+            <w:tcMar>
+              <w:top w:type="dxa" w:w="70"/>
+              <w:left w:type="dxa" w:w="100"/>
+              <w:bottom w:type="dxa" w:w="70"/>
+              <w:right w:type="dxa" w:w="100"/>
+            </w:tcMar>
+            <w:vAlign w:val="center"/>
+          </w:tcPr>
+          <w:p>
+            <w:r>
+              <w:rPr>
+                <w:rFonts w:ascii="Arial" w:hAnsi="Arial"/>
+                <w:b w:val="0"/>
+                <w:sz w:val="18"/>
+              </w:rPr>
+              <w:t>institutionalRoutes.ts + institutionalController.ts + institutionalIntegrationService.ts + middleware/institutionalAuth.ts + modelos InstitutionalApiClient / InstitutionalAuditLog</w:t>
+            </w:r>
+          </w:p>
+        </w:tc>
+        <w:tc>
+          <w:tcPr>
+            <w:tcW w:type="dxa" w:w="2560"/>
+            <w:shd w:fill="FFFFFF" w:val="clear"/>
+            <w:tcMar>
+              <w:top w:type="dxa" w:w="70"/>
+              <w:left w:type="dxa" w:w="100"/>
+              <w:bottom w:type="dxa" w:w="70"/>
+              <w:right w:type="dxa" w:w="100"/>
+            </w:tcMar>
+            <w:vAlign w:val="center"/>
+          </w:tcPr>
+          <w:p>
+            <w:r>
+              <w:rPr>
+                <w:rFonts w:ascii="Arial" w:hAnsi="Arial"/>
+                <w:b w:val="0"/>
+                <w:sz w:val="18"/>
+              </w:rPr>
+              <w:t>GET /api/v1/institutional/epidemiological-export?days=30</w:t>
+              <w:br/>
+            </w:r>
+            <w:r>
+              <w:rPr>
+                <w:rFonts w:ascii="Arial" w:hAnsi="Arial"/>
+                <w:b w:val="0"/>
+                <w:sz w:val="18"/>
+              </w:rPr>
+              <w:t>(header x-api-key)</w:t>
+            </w:r>
+          </w:p>
+        </w:tc>
+        <w:tc>
+          <w:tcPr>
+            <w:tcW w:type="dxa" w:w="2000"/>
+            <w:shd w:fill="FFFFFF" w:val="clear"/>
+            <w:tcMar>
+              <w:top w:type="dxa" w:w="70"/>
+              <w:left w:type="dxa" w:w="100"/>
+              <w:bottom w:type="dxa" w:w="70"/>
+              <w:right w:type="dxa" w:w="100"/>
+            </w:tcMar>
+            <w:vAlign w:val="center"/>
+          </w:tcPr>
+          <w:p>
+            <w:r>
+              <w:rPr>
+                <w:rFonts w:ascii="Arial" w:hAnsi="Arial"/>
+                <w:b w:val="0"/>
+                <w:sz w:val="18"/>
+              </w:rPr>
+              <w:t>Solo backend + MongoDB (datos previamente generados por RF-002/RF-009/RF-010); requiere una InstitutionalApiClient activa</w:t>
+            </w:r>
+          </w:p>
+        </w:tc>
+      </w:tr>
+      <w:tr>
+        <w:trPr>
+          <w:tblHeader w:val="false"/>
+        </w:trPr>
+        <w:tc>
+          <w:tcPr>
+            <w:tcW w:type="dxa" w:w="1500"/>
+            <w:shd w:fill="FFFFFF" w:val="clear"/>
+            <w:tcMar>
+              <w:top w:type="dxa" w:w="70"/>
+              <w:left w:type="dxa" w:w="100"/>
+              <w:bottom w:type="dxa" w:w="70"/>
+              <w:right w:type="dxa" w:w="100"/>
+            </w:tcMar>
+            <w:vAlign w:val="center"/>
+          </w:tcPr>
+          <w:p>
+            <w:r>
+              <w:rPr>
+                <w:rFonts w:ascii="Arial" w:hAnsi="Arial"/>
+                <w:b w:val="0"/>
+                <w:sz w:val="18"/>
+              </w:rPr>
+              <w:t>RF-014</w:t>
+            </w:r>
+          </w:p>
+        </w:tc>
+        <w:tc>
+          <w:tcPr>
+            <w:tcW w:type="dxa" w:w="3300"/>
+            <w:shd w:fill="FFFFFF" w:val="clear"/>
+            <w:tcMar>
+              <w:top w:type="dxa" w:w="70"/>
+              <w:left w:type="dxa" w:w="100"/>
+              <w:bottom w:type="dxa" w:w="70"/>
+              <w:right w:type="dxa" w:w="100"/>
+            </w:tcMar>
+            <w:vAlign w:val="center"/>
+          </w:tcPr>
+          <w:p>
+            <w:r>
+              <w:rPr>
+                <w:rFonts w:ascii="Arial" w:hAnsi="Arial"/>
+                <w:b w:val="0"/>
+                <w:sz w:val="18"/>
+              </w:rPr>
+              <w:t>wearableController.ts + WearableData (modelo) + wearableRoutes.ts + medical_validation_rules.py (MedicalValidationRules.validate_vitals) + symptom_ml_analyzer.py (_apply_medical_validation)</w:t>
+            </w:r>
+          </w:p>
+        </w:tc>
+        <w:tc>
+          <w:tcPr>
+            <w:tcW w:type="dxa" w:w="2560"/>
+            <w:shd w:fill="FFFFFF" w:val="clear"/>
+            <w:tcMar>
+              <w:top w:type="dxa" w:w="70"/>
+              <w:left w:type="dxa" w:w="100"/>
+              <w:bottom w:type="dxa" w:w="70"/>
+              <w:right w:type="dxa" w:w="100"/>
+            </w:tcMar>
+            <w:vAlign w:val="center"/>
+          </w:tcPr>
+          <w:p>
+            <w:r>
+              <w:rPr>
+                <w:rFonts w:ascii="Arial" w:hAnsi="Arial"/>
+                <w:b w:val="0"/>
+                <w:sz w:val="18"/>
+              </w:rPr>
+              <w:t>POST /v1/ml-analyze?use_ensemble=false</w:t>
+              <w:br/>
+            </w:r>
+            <w:r>
+              <w:rPr>
+                <w:rFonts w:ascii="Arial" w:hAnsi="Arial"/>
+                <w:b w:val="0"/>
+                <w:sz w:val="18"/>
+              </w:rPr>
+              <w:t>(campo vitals en el body)</w:t>
+            </w:r>
+          </w:p>
+        </w:tc>
+        <w:tc>
+          <w:tcPr>
+            <w:tcW w:type="dxa" w:w="2000"/>
+            <w:shd w:fill="FFFFFF" w:val="clear"/>
+            <w:tcMar>
+              <w:top w:type="dxa" w:w="70"/>
+              <w:left w:type="dxa" w:w="100"/>
+              <w:bottom w:type="dxa" w:w="70"/>
+              <w:right w:type="dxa" w:w="100"/>
+            </w:tcMar>
+            <w:vAlign w:val="center"/>
+          </w:tcPr>
+          <w:p>
+            <w:r>
+              <w:rPr>
+                <w:rFonts w:ascii="Arial" w:hAnsi="Arial"/>
+                <w:b w:val="0"/>
+                <w:sz w:val="18"/>
+              </w:rPr>
+              <w:t>Microservicio de IA para la validación puntual; en producción los vitales llegan vía RF-002 desde WearableData (backend + MongoDB)</w:t>
+            </w:r>
+          </w:p>
+        </w:tc>
+      </w:tr>
     </w:tbl>
     <w:p>
       <w:pPr>
@@ -12353,7 +12781,7 @@
         <w:spacing w:after="160"/>
       </w:pPr>
       <w:r>
-        <w:t xml:space="preserve">A solicitud del curso, esta sección relaciona explícitamente cada requerimiento funcional (RF-001 a RF-012) con el Diagrama de Entidad-Relación de la base de datos MongoDB (Documentation/Diagramas/DIAGRAMAS_MERMAID.md, §4). El diagrama original documentaba 8 entidades (USERS, MEDICAL_HISTORY, SYMPTOM_REPORTS, AI_ANALYSES, CHAT_CONVERSATIONS, CHAT_MESSAGES, SYMPTOM_ITEMS, ANALYTICS); como parte de este análisis se detectó que dos entidades ya citadas como evidencia de implementación en la sección 3 (ALERTS para RF-009 y AUTOMATIC_REPORTS para RF-010) no estaban representadas en el diagrama, por lo que se amplió con ambas entidades —extraídas directamente de sus modelos Mongoose reales, backend/src/models/Alert.ts y backend/src/models/AutomaticReport.ts— antes de construir esta relación, para no vincular RFs reales a un diagrama incompleto.</w:t>
+        <w:t>A solicitud del curso, esta sección relaciona explícitamente cada requerimiento funcional (RF-001 a RF-014) con el Diagrama de Entidad-Relación de la base de datos MongoDB (Documentation/Diagramas/DIAGRAMAS_MERMAID.md, §4). El diagrama original documentaba 8 entidades (USERS, MEDICAL_HISTORY, SYMPTOM_REPORTS, AI_ANALYSES, CHAT_CONVERSATIONS, CHAT_MESSAGES, SYMPTOM_ITEMS, ANALYTICS); como parte de este análisis se detectó que dos entidades ya citadas como evidencia de implementación en la sección 3 (ALERTS para RF-009 y AUTOMATIC_REPORTS para RF-010) no estaban representadas en el diagrama, por lo que se amplió con ambas entidades —extraídas directamente de sus modelos Mongoose reales, backend/src/models/Alert.ts y backend/src/models/AutomaticReport.ts— antes de construir esta relación, para no vincular RFs reales a un diagrama incompleto.</w:t>
       </w:r>
     </w:p>
     <w:p>
@@ -13510,6 +13938,154 @@
           </w:p>
         </w:tc>
       </w:tr>
+      <w:tr>
+        <w:trPr>
+          <w:tblHeader w:val="false"/>
+        </w:trPr>
+        <w:tc>
+          <w:tcPr>
+            <w:tcW w:type="dxa" w:w="1500"/>
+            <w:shd w:fill="F2F5FA" w:val="clear"/>
+            <w:tcMar>
+              <w:top w:type="dxa" w:w="70"/>
+              <w:left w:type="dxa" w:w="100"/>
+              <w:bottom w:type="dxa" w:w="70"/>
+              <w:right w:type="dxa" w:w="100"/>
+            </w:tcMar>
+            <w:vAlign w:val="center"/>
+          </w:tcPr>
+          <w:p>
+            <w:r>
+              <w:rPr>
+                <w:rFonts w:ascii="Arial" w:hAnsi="Arial"/>
+                <w:b w:val="0"/>
+                <w:sz w:val="18"/>
+              </w:rPr>
+              <w:t>RF-013</w:t>
+            </w:r>
+          </w:p>
+        </w:tc>
+        <w:tc>
+          <w:tcPr>
+            <w:tcW w:type="dxa" w:w="3000"/>
+            <w:shd w:fill="F2F5FA" w:val="clear"/>
+            <w:tcMar>
+              <w:top w:type="dxa" w:w="70"/>
+              <w:left w:type="dxa" w:w="100"/>
+              <w:bottom w:type="dxa" w:w="70"/>
+              <w:right w:type="dxa" w:w="100"/>
+            </w:tcMar>
+            <w:vAlign w:val="center"/>
+          </w:tcPr>
+          <w:p>
+            <w:r>
+              <w:rPr>
+                <w:rFonts w:ascii="Arial" w:hAnsi="Arial"/>
+                <w:b w:val="0"/>
+                <w:sz w:val="18"/>
+              </w:rPr>
+              <w:t>Entidades "INSTITUTIONAL_API_CLIENTS" e "INSTITUTIONAL_AUDIT_LOGS" (no representadas en el diagrama)</w:t>
+            </w:r>
+          </w:p>
+        </w:tc>
+        <w:tc>
+          <w:tcPr>
+            <w:tcW w:type="dxa" w:w="4860"/>
+            <w:shd w:fill="F2F5FA" w:val="clear"/>
+            <w:tcMar>
+              <w:top w:type="dxa" w:w="70"/>
+              <w:left w:type="dxa" w:w="100"/>
+              <w:bottom w:type="dxa" w:w="70"/>
+              <w:right w:type="dxa" w:w="100"/>
+            </w:tcMar>
+            <w:vAlign w:val="center"/>
+          </w:tcPr>
+          <w:p>
+            <w:r>
+              <w:rPr>
+                <w:rFonts w:ascii="Arial" w:hAnsi="Arial"/>
+                <w:b w:val="0"/>
+                <w:sz w:val="18"/>
+              </w:rPr>
+              <w:t>Colecciones institutionalapiclients (modelo InstitutionalApiClient.ts) e institutionalauditlogs (modelo InstitutionalAuditLog.ts). A diferencia del caso de ALERTS/AUTOMATIC_REPORTS, aquí se optó por no ampliar el diagrama y dejar la brecha registrada explícitamente (ver §5.1 y Matriz_Trazabilidad_RespiCare.xlsx, bloque RF-013), dado que ambas entidades tampoco cuentan con diagrama de clases dedicado en el SAD.</w:t>
+            </w:r>
+          </w:p>
+        </w:tc>
+      </w:tr>
+      <w:tr>
+        <w:trPr>
+          <w:tblHeader w:val="false"/>
+        </w:trPr>
+        <w:tc>
+          <w:tcPr>
+            <w:tcW w:type="dxa" w:w="1500"/>
+            <w:shd w:fill="F2F5FA" w:val="clear"/>
+            <w:tcMar>
+              <w:top w:type="dxa" w:w="70"/>
+              <w:left w:type="dxa" w:w="100"/>
+              <w:bottom w:type="dxa" w:w="70"/>
+              <w:right w:type="dxa" w:w="100"/>
+            </w:tcMar>
+            <w:vAlign w:val="center"/>
+          </w:tcPr>
+          <w:p>
+            <w:r>
+              <w:rPr>
+                <w:rFonts w:ascii="Arial" w:hAnsi="Arial"/>
+                <w:b w:val="0"/>
+                <w:sz w:val="18"/>
+              </w:rPr>
+              <w:t>RF-014</w:t>
+            </w:r>
+          </w:p>
+        </w:tc>
+        <w:tc>
+          <w:tcPr>
+            <w:tcW w:type="dxa" w:w="3000"/>
+            <w:shd w:fill="F2F5FA" w:val="clear"/>
+            <w:tcMar>
+              <w:top w:type="dxa" w:w="70"/>
+              <w:left w:type="dxa" w:w="100"/>
+              <w:bottom w:type="dxa" w:w="70"/>
+              <w:right w:type="dxa" w:w="100"/>
+            </w:tcMar>
+            <w:vAlign w:val="center"/>
+          </w:tcPr>
+          <w:p>
+            <w:r>
+              <w:rPr>
+                <w:rFonts w:ascii="Arial" w:hAnsi="Arial"/>
+                <w:b w:val="0"/>
+                <w:sz w:val="18"/>
+              </w:rPr>
+              <w:t>Entidad "WEARABLE_DATA" (no representada en el diagrama)</w:t>
+            </w:r>
+          </w:p>
+        </w:tc>
+        <w:tc>
+          <w:tcPr>
+            <w:tcW w:type="dxa" w:w="4860"/>
+            <w:shd w:fill="F2F5FA" w:val="clear"/>
+            <w:tcMar>
+              <w:top w:type="dxa" w:w="70"/>
+              <w:left w:type="dxa" w:w="100"/>
+              <w:bottom w:type="dxa" w:w="70"/>
+              <w:right w:type="dxa" w:w="100"/>
+            </w:tcMar>
+            <w:vAlign w:val="center"/>
+          </w:tcPr>
+          <w:p>
+            <w:r>
+              <w:rPr>
+                <w:rFonts w:ascii="Arial" w:hAnsi="Arial"/>
+                <w:b w:val="0"/>
+                <w:sz w:val="18"/>
+              </w:rPr>
+              <w:t>Colección wearabledata (modelo WearableData.ts), con índices { patientId, timestamp } y { timestamp }. Igual que en RF-013, se dejó la brecha registrada en vez de ampliar el diagrama (ver §5.1 y Matriz_Trazabilidad_RespiCare.xlsx, bloque RF-014).</w:t>
+            </w:r>
+          </w:p>
+        </w:tc>
+      </w:tr>
     </w:tbl>
     <w:p>
       <w:pPr>
@@ -13567,7 +14143,7 @@
         <w:spacing w:after="80"/>
       </w:pPr>
       <w:r>
-        <w:t>De los 12 RF documentados, los doce (RF-001 a RF-012) muestran trazabilidad completa y verificable entre el SRS (FD03), el SAD (FD04) y el código fuente real del proyecto, reconstruida en seis capas: ruta, validación, controlador, servicio, modelo/BD y frontend.</w:t>
+        <w:t>De los 14 RF documentados, doce (RF-001 a RF-012) muestran trazabilidad completa y verificable entre el SRS (FD03), el SAD (FD04) y el código fuente real del proyecto, reconstruida en seis capas: ruta, validación, controlador, servicio, modelo/BD y frontend. Los otros dos (RF-013 y RF-014), agregados en Sprint 13, están igualmente implementados y verificados con evidencia de código real, aunque sin diagrama UML dedicado de Paquetes, Clases, Secuencia ni Actividades en el SRS/SAD (documentados solo como narrativa de caso de uso: CU-015/CU-016 en FD03, CU-006/CU-007 en FD04).</w:t>
       </w:r>
     </w:p>
     <w:p>
@@ -13606,7 +14182,7 @@
         <w:spacing w:after="80"/>
       </w:pPr>
       <w:r>
-        <w:t>Cada uno de los doce requerimientos puede ejecutarse y explicarse de forma independiente usando solo sus propios componentes, con un comando curl verificable (sección 3), lo que facilita una demostración clara y modular para un evaluador que conoce el proyecto por primera vez.</w:t>
+        <w:t>Cada uno de los catorce requerimientos puede ejecutarse y explicarse de forma independiente usando solo sus propios componentes, con un comando curl verificable (sección 3), lo que facilita una demostración clara y modular para un evaluador que conoce el proyecto por primera vez.</w:t>
       </w:r>
     </w:p>
     <w:p>
@@ -13662,6 +14238,34 @@
       </w:pPr>
       <w:r>
         <w:t>RF-011 (Módulo educativo) pasó de no tener implementación verificable a contar con trazabilidad completa: el modelo EducationalContent (con findRelevantFor para filtrar por perfil/historial), el servicio educationalContentService (personalización y registro de consultas), las rutas REST bajo /api/v1/educational-content y las pantallas de paciente y administración en el frontend siguen la arquitectura propuesta en las Figuras 106-110 del SAD (§6.13).</w:t>
+      </w:r>
+    </w:p>
+    <w:p>
+      <w:pPr>
+        <w:pStyle w:val="ListParagraph"/>
+        <w:numPr>
+          <w:ilvl w:val="0"/>
+          <w:numId w:val="2"/>
+        </w:numPr>
+        <w:spacing w:after="80"/>
+      </w:pPr>
+      <w:r>
+        <w:rPr/>
+        <w:t>RF-013 (Interoperabilidad institucional) y RF-014 (Wearables como capa de validación clínica) se formalizaron en Sprint 13 como requerimientos funcionales propios y dedicados, con sus propios casos de uso (CU-015/CU-016 en el SRS, CU-006/CU-007 en el SAD) y sus propias filas en la matriz de trazabilidad; a diferencia de RF-001 a RF-012, ninguno de los dos cuenta con Diagrama de Paquetes, Clases, Secuencia ni Actividades dedicado, una brecha documentada explícitamente en vez de ocultada.</w:t>
+      </w:r>
+    </w:p>
+    <w:p>
+      <w:pPr>
+        <w:pStyle w:val="ListParagraph"/>
+        <w:numPr>
+          <w:ilvl w:val="0"/>
+          <w:numId w:val="2"/>
+        </w:numPr>
+        <w:spacing w:after="80"/>
+      </w:pPr>
+      <w:r>
+        <w:rPr/>
+        <w:t>RF-013 expone una API institucional B2B (autenticación por API Key, control de acceso por scopes, rate limiting y bitácora de auditoría en InstitutionalAuditLog) sin frontend propio, mientras que RF-014 extiende el patrón de validación clínica de RF-005 a los signos vitales de wearables, con degradación automática al comportamiento actual cuando no se reciben datos: ambos están implementados y verificados con evidencia de código real, aunque su origen fue una ampliación de módulos preexistentes (ver nota de trazabilidad en Plan_Iteracion_Sprint13_RespiCare).</w:t>
       </w:r>
     </w:p>
     <w:sectPr>
